--- a/docs/BENCHMARK_METHODOLOGY.docx
+++ b/docs/BENCHMARK_METHODOLOGY.docx
@@ -44,7 +44,7 @@
           <w:sz w:val="18"/>
           <w:szCs w:val="18"/>
         </w:rPr>
-        <w:t xml:space="preserve">For consistent measurement across all four cells (HTTP and A2A, with and without SLIM)</w:t>
+        <w:t xml:space="preserve">Consistent measurement across all four cells (HTTP and A2A, with and without SLIM)</w:t>
       </w:r>
     </w:p>
     <w:p>
@@ -64,7 +64,7 @@
           <w:sz w:val="22"/>
           <w:szCs w:val="22"/>
         </w:rPr>
-        <w:t xml:space="preserve">This document fixes one measurement methodology so that all four cells are produced the same way and the results are directly comparable. The HTTP cells are the reference; the same methodology must be applied to the A2A cells. The four cells:</w:t>
+        <w:t xml:space="preserve">One methodology for all four cells, so results are comparable. The HTTP cells are the reference; the A2A cells must use the same method.</w:t>
       </w:r>
     </w:p>
     <w:tbl>
@@ -612,7 +612,7 @@
           <w:sz w:val="22"/>
           <w:szCs w:val="22"/>
         </w:rPr>
-        <w:t xml:space="preserve">Each agent runs in its own operating-system process, one identity per process.</w:t>
+        <w:t xml:space="preserve">One process per agent, one identity per process; full mesh, N x (N-1) directed pairs per round.</w:t>
       </w:r>
     </w:p>
     <w:p>
@@ -629,7 +629,15 @@
           <w:sz w:val="22"/>
           <w:szCs w:val="22"/>
         </w:rPr>
-        <w:t xml:space="preserve">All agents run on a single machine for now. This is acknowledged to be OS-scheduled rather than truly parallel: agents on the same core share CPU time, so only as many agents as there are cores run at one instant. This is acceptable as long as the same setup is used for every cell. A later run with agents on separate compute instances or cloud pods would be the real-life setup.</w:t>
+        <w:t xml:space="preserve">All agents on a single machine. This is OS-scheduled, not truly parallel: agents share CPU time, so only as many as there are cores run at once. Acceptable while the same setup is used for every cell. Agents on separate instances or cloud pods is the future real-life run.</w:t>
+      </w:r>
+    </w:p>
+    <w:p>
+      <w:pPr>
+        <w:pStyle w:val="Heading1"/>
+      </w:pPr>
+      <w:r>
+        <w:t xml:space="preserve">3. Agent</w:t>
       </w:r>
     </w:p>
     <w:p>
@@ -646,7 +654,7 @@
           <w:sz w:val="22"/>
           <w:szCs w:val="22"/>
         </w:rPr>
-        <w:t xml:space="preserve">Full mesh: every agent exchanges with every other agent. For N agents there are N x (N-1) directed pairs per round.</w:t>
+        <w:t xml:space="preserve">Echo agent only (no LLM, no negotiation), so the result reflects transport. Each agent is both server and client.</w:t>
       </w:r>
     </w:p>
     <w:p>
@@ -654,7 +662,7 @@
         <w:pStyle w:val="Heading1"/>
       </w:pPr>
       <w:r>
-        <w:t xml:space="preserve">3. Agent</w:t>
+        <w:t xml:space="preserve">4. Measurement unit</w:t>
       </w:r>
     </w:p>
     <w:p>
@@ -671,7 +679,7 @@
           <w:sz w:val="22"/>
           <w:szCs w:val="22"/>
         </w:rPr>
-        <w:t xml:space="preserve">Use a trivial echo agent (no LLM, no semantic negotiation) so the measurement reflects transport only.</w:t>
+        <w:t xml:space="preserve">One unit is a full request-response round trip. Connections are warmed once; the timer excludes setup.</w:t>
       </w:r>
     </w:p>
     <w:p>
@@ -688,7 +696,7 @@
           <w:sz w:val="22"/>
           <w:szCs w:val="22"/>
         </w:rPr>
-        <w:t xml:space="preserve">Each agent acts as both server (answers peers) and client (sends to peers).</w:t>
+        <w:t xml:space="preserve">Record mean, p95, p99 latency and wall time per round.</w:t>
       </w:r>
     </w:p>
     <w:p>
@@ -696,78 +704,7 @@
         <w:pStyle w:val="Heading1"/>
       </w:pPr>
       <w:r>
-        <w:t xml:space="preserve">4. Measurement unit</w:t>
-      </w:r>
-    </w:p>
-    <w:p>
-      <w:pPr>
-        <w:pStyle w:val="ListParagraph"/>
-        <w:numPr>
-          <w:ilvl w:val="0"/>
-          <w:numId w:val="2"/>
-        </w:numPr>
-        <w:spacing w:after="60"/>
-      </w:pPr>
-      <w:r>
-        <w:rPr>
-          <w:sz w:val="22"/>
-          <w:szCs w:val="22"/>
-        </w:rPr>
-        <w:t xml:space="preserve">One measured unit is a full request to response round trip: send a request to a peer and wait for its reply.</w:t>
-      </w:r>
-    </w:p>
-    <w:p>
-      <w:pPr>
-        <w:pStyle w:val="ListParagraph"/>
-        <w:numPr>
-          <w:ilvl w:val="0"/>
-          <w:numId w:val="2"/>
-        </w:numPr>
-        <w:spacing w:after="60"/>
-      </w:pPr>
-      <w:r>
-        <w:rPr>
-          <w:sz w:val="22"/>
-          <w:szCs w:val="22"/>
-        </w:rPr>
-        <w:t xml:space="preserve">Sessions and connections are opened once in a warm phase; the timer measures only the send/receive path, not setup.</w:t>
-      </w:r>
-    </w:p>
-    <w:p>
-      <w:pPr>
-        <w:pStyle w:val="ListParagraph"/>
-        <w:numPr>
-          <w:ilvl w:val="0"/>
-          <w:numId w:val="2"/>
-        </w:numPr>
-        <w:spacing w:after="60"/>
-      </w:pPr>
-      <w:r>
-        <w:rPr>
-          <w:sz w:val="22"/>
-          <w:szCs w:val="22"/>
-        </w:rPr>
-        <w:t xml:space="preserve">Record per-message latency (mean, p95, p99) and the wall time per round.</w:t>
-      </w:r>
-    </w:p>
-    <w:p>
-      <w:pPr>
-        <w:pStyle w:val="Heading1"/>
-      </w:pPr>
-      <w:r>
-        <w:t xml:space="preserve">5. Execution modes and sweep</w:t>
-      </w:r>
-    </w:p>
-    <w:p>
-      <w:pPr>
-        <w:spacing w:after="120"/>
-      </w:pPr>
-      <w:r>
-        <w:rPr>
-          <w:sz w:val="22"/>
-          <w:szCs w:val="22"/>
-        </w:rPr>
-        <w:t xml:space="preserve">Run every configuration in three modes and sweep agent count and payload size:</w:t>
+        <w:t xml:space="preserve">5. Modes and sweep</w:t>
       </w:r>
     </w:p>
     <w:tbl>
@@ -1154,7 +1091,15 @@
           <w:sz w:val="22"/>
           <w:szCs w:val="22"/>
         </w:rPr>
-        <w:t xml:space="preserve">Receivers count messages and the total is reconciled exactly against messages sent.</w:t>
+        <w:t xml:space="preserve">Reconcile messages received against sent. A run is valid only at 100 percent delivery.</w:t>
+      </w:r>
+    </w:p>
+    <w:p>
+      <w:pPr>
+        <w:pStyle w:val="Heading1"/>
+      </w:pPr>
+      <w:r>
+        <w:t xml:space="preserve">7. Environment to record</w:t>
       </w:r>
     </w:p>
     <w:p>
@@ -1171,7 +1116,7 @@
           <w:sz w:val="22"/>
           <w:szCs w:val="22"/>
         </w:rPr>
-        <w:t xml:space="preserve">A run is valid only at 100 percent delivery (sent equals received, zero loss).</w:t>
+        <w:t xml:space="preserve">CPU cores and memory; node image and client library versions (pinned to lockfile); note loopback (lower-bound latency).</w:t>
       </w:r>
     </w:p>
     <w:p>
@@ -1179,7 +1124,7 @@
         <w:pStyle w:val="Heading1"/>
       </w:pPr>
       <w:r>
-        <w:t xml:space="preserve">7. Environment to record</w:t>
+        <w:t xml:space="preserve">8. Outputs</w:t>
       </w:r>
     </w:p>
     <w:p>
@@ -1196,7 +1141,15 @@
           <w:sz w:val="22"/>
           <w:szCs w:val="22"/>
         </w:rPr>
-        <w:t xml:space="preserve">Machine: CPU core count and memory (this affects the parallel ceiling).</w:t>
+        <w:t xml:space="preserve">Per cell: a JSON sweep file, a results table, the with-vs-without-SLIM comparison, and resource and bottleneck notes.</w:t>
+      </w:r>
+    </w:p>
+    <w:p>
+      <w:pPr>
+        <w:pStyle w:val="Heading1"/>
+      </w:pPr>
+      <w:r>
+        <w:t xml:space="preserve">9. Reference implementation</w:t>
       </w:r>
     </w:p>
     <w:p>
@@ -1213,7 +1166,7 @@
           <w:sz w:val="22"/>
           <w:szCs w:val="22"/>
         </w:rPr>
-        <w:t xml:space="preserve">Node image and version, and the client library versions, pinned to the project lockfile.</w:t>
+        <w:t xml:space="preserve">HTTP: http_mesh_benchmark.py (cell 3), http_slim_mesh_benchmark.py (cell 4).</w:t>
       </w:r>
     </w:p>
     <w:p>
@@ -1230,15 +1183,7 @@
           <w:sz w:val="22"/>
           <w:szCs w:val="22"/>
         </w:rPr>
-        <w:t xml:space="preserve">Note that all runs are loopback on one machine, so latencies are a lower bound.</w:t>
-      </w:r>
-    </w:p>
-    <w:p>
-      <w:pPr>
-        <w:pStyle w:val="Heading1"/>
-      </w:pPr>
-      <w:r>
-        <w:t xml:space="preserve">8. Outputs</w:t>
+        <w:t xml:space="preserve">A2A, already built to this spec: a2a_http_mesh_benchmark.py (cell 1), a2a_slim_mesh_benchmark.py (cell 2).</w:t>
       </w:r>
     </w:p>
     <w:p>
@@ -1255,100 +1200,7 @@
           <w:sz w:val="22"/>
           <w:szCs w:val="22"/>
         </w:rPr>
-        <w:t xml:space="preserve">A JSON evidence file per cell with the full sweep (sent, received, mean, p95, p99, wall time).</w:t>
-      </w:r>
-    </w:p>
-    <w:p>
-      <w:pPr>
-        <w:pStyle w:val="ListParagraph"/>
-        <w:numPr>
-          <w:ilvl w:val="0"/>
-          <w:numId w:val="2"/>
-        </w:numPr>
-        <w:spacing w:after="60"/>
-      </w:pPr>
-      <w:r>
-        <w:rPr>
-          <w:sz w:val="22"/>
-          <w:szCs w:val="22"/>
-        </w:rPr>
-        <w:t xml:space="preserve">A short results table per cell, and the with-vs-without-SLIM comparison.</w:t>
-      </w:r>
-    </w:p>
-    <w:p>
-      <w:pPr>
-        <w:pStyle w:val="ListParagraph"/>
-        <w:numPr>
-          <w:ilvl w:val="0"/>
-          <w:numId w:val="2"/>
-        </w:numPr>
-        <w:spacing w:after="60"/>
-      </w:pPr>
-      <w:r>
-        <w:rPr>
-          <w:sz w:val="22"/>
-          <w:szCs w:val="22"/>
-        </w:rPr>
-        <w:t xml:space="preserve">Resource notes: node CPU and memory, client CPU and memory, and the observed bottleneck.</w:t>
-      </w:r>
-    </w:p>
-    <w:p>
-      <w:pPr>
-        <w:pStyle w:val="Heading1"/>
-      </w:pPr>
-      <w:r>
-        <w:t xml:space="preserve">9. Reference implementation</w:t>
-      </w:r>
-    </w:p>
-    <w:p>
-      <w:pPr>
-        <w:pStyle w:val="ListParagraph"/>
-        <w:numPr>
-          <w:ilvl w:val="0"/>
-          <w:numId w:val="2"/>
-        </w:numPr>
-        <w:spacing w:after="60"/>
-      </w:pPr>
-      <w:r>
-        <w:rPr>
-          <w:sz w:val="22"/>
-          <w:szCs w:val="22"/>
-        </w:rPr>
-        <w:t xml:space="preserve">HTTP cells: http_mesh_benchmark.py (cell 3) and http_slim_mesh_benchmark.py (cell 4).</w:t>
-      </w:r>
-    </w:p>
-    <w:p>
-      <w:pPr>
-        <w:pStyle w:val="ListParagraph"/>
-        <w:numPr>
-          <w:ilvl w:val="0"/>
-          <w:numId w:val="2"/>
-        </w:numPr>
-        <w:spacing w:after="60"/>
-      </w:pPr>
-      <w:r>
-        <w:rPr>
-          <w:sz w:val="22"/>
-          <w:szCs w:val="22"/>
-        </w:rPr>
-        <w:t xml:space="preserve">A2A cells, already built to this spec for reference: a2a_http_mesh_benchmark.py (cell 1) and a2a_slim_mesh_benchmark.py (cell 2).</w:t>
-      </w:r>
-    </w:p>
-    <w:p>
-      <w:pPr>
-        <w:pStyle w:val="ListParagraph"/>
-        <w:numPr>
-          <w:ilvl w:val="0"/>
-          <w:numId w:val="2"/>
-        </w:numPr>
-        <w:spacing w:after="60"/>
-      </w:pPr>
-      <w:r>
-        <w:rPr>
-          <w:sz w:val="22"/>
-          <w:szCs w:val="22"/>
-        </w:rPr>
-        <w:t xml:space="preserve">Repository slim-benchmarks, branch feat/full-mesh-scale-bench. Saify should apply the same topology, agent, measurement unit, modes and pass criterion to the A2A cells.</w:t>
+        <w:t xml:space="preserve">Repository slim-benchmarks, branch feat/full-mesh-scale-bench.</w:t>
       </w:r>
     </w:p>
     <w:sectPr>
